--- a/word_templates/RF10-09 标准溶液配制记录(1).docx
+++ b/word_templates/RF10-09 标准溶液配制记录(1).docx
@@ -915,21 +915,11 @@
                     <w:r>
                       <w:t xml:space="preserve"> </w:t>
                     </w:r>
-                    <w:r>
-                      <w:fldChar w:fldCharType="begin"/>
-                    </w:r>
-                    <w:r>
-                      <w:instrText xml:space="preserve"> NUMPAGES  \* MERGEFORMAT </w:instrText>
-                    </w:r>
-                    <w:r>
-                      <w:fldChar w:fldCharType="separate"/>
-                    </w:r>
-                    <w:r>
-                      <w:t>1</w:t>
-                    </w:r>
-                    <w:r>
-                      <w:fldChar w:fldCharType="end"/>
-                    </w:r>
+                    <w:fldSimple w:instr=" NUMPAGES  \* MERGEFORMAT ">
+                      <w:r>
+                        <w:t>1</w:t>
+                      </w:r>
+                    </w:fldSimple>
                     <w:r>
                       <w:t xml:space="preserve"> </w:t>
                     </w:r>
